--- a/COMP8325_A2_Task1_Report.docx
+++ b/COMP8325_A2_Task1_Report.docx
@@ -82,7 +82,133 @@
         <w:t>Dataset Description</w:t>
       </w:r>
     </w:p>
-    <w:p/>
+    <w:p>
+      <w:pPr>
+        <w:jc w:val="both"/>
+      </w:pPr>
+      <w:r>
+        <w:t>The BODMAS (Blue Hexagon Open Dataset for Malware Analysis</w:t>
+      </w:r>
+      <w:r>
+        <w:t>) dataset</w:t>
+      </w:r>
+      <w:r>
+        <w:t xml:space="preserve"> </w:t>
+      </w:r>
+      <w:r>
+        <w:t>[1]</w:t>
+      </w:r>
+      <w:r>
+        <w:t xml:space="preserve"> is a publicly accessible</w:t>
+      </w:r>
+      <w:r>
+        <w:t xml:space="preserve">, </w:t>
+      </w:r>
+      <w:r>
+        <w:t xml:space="preserve">labelled dataset of Windows Portable Executable (PE) </w:t>
+      </w:r>
+      <w:r>
+        <w:t xml:space="preserve">binaries </w:t>
+      </w:r>
+      <w:r>
+        <w:t xml:space="preserve">gathered from August 2019 to September 2020. It is intended for </w:t>
+      </w:r>
+      <w:r>
+        <w:t xml:space="preserve">the training and assessment of machine learning models focused on static malware analysis. The project utilizes a dataset </w:t>
+      </w:r>
+      <w:r>
+        <w:t>that includes three files:</w:t>
+      </w:r>
+    </w:p>
+    <w:p>
+      <w:pPr>
+        <w:pStyle w:val="ListParagraph"/>
+        <w:numPr>
+          <w:ilvl w:val="0"/>
+          <w:numId w:val="9"/>
+        </w:numPr>
+        <w:jc w:val="both"/>
+      </w:pPr>
+      <w:r>
+        <w:t xml:space="preserve">bodmas.npz: holds the </w:t>
+      </w:r>
+      <w:r>
+        <w:t>feature matrix X wit</w:t>
+      </w:r>
+      <w:r>
+        <w:t>h</w:t>
+      </w:r>
+      <w:r>
+        <w:t xml:space="preserve"> a shape of (</w:t>
+      </w:r>
+      <w:r>
+        <w:t>134435</w:t>
+      </w:r>
+      <w:r>
+        <w:t xml:space="preserve">, 2381), where each row represents a numeric feature vector obtained </w:t>
+      </w:r>
+      <w:r>
+        <w:t>from a PE binary through the LIEF library [2], along with a binary label y (0 = benign, 1 = malware)</w:t>
+      </w:r>
+      <w:r>
+        <w:t>.</w:t>
+      </w:r>
+    </w:p>
+    <w:p>
+      <w:pPr>
+        <w:pStyle w:val="ListParagraph"/>
+        <w:numPr>
+          <w:ilvl w:val="0"/>
+          <w:numId w:val="9"/>
+        </w:numPr>
+        <w:jc w:val="both"/>
+      </w:pPr>
+      <w:r>
+        <w:t xml:space="preserve">bodmas_metadata.csv: includes </w:t>
+      </w:r>
+      <w:r>
+        <w:t xml:space="preserve">the SHA-256 hash, timestamp, and malware category for each sample. Rows are aligned </w:t>
+      </w:r>
+      <w:r>
+        <w:t>positionally with bodmas.npz, allowing features to connect to labels through row index.</w:t>
+      </w:r>
+    </w:p>
+    <w:p>
+      <w:pPr>
+        <w:pStyle w:val="ListParagraph"/>
+        <w:numPr>
+          <w:ilvl w:val="0"/>
+          <w:numId w:val="9"/>
+        </w:numPr>
+        <w:jc w:val="both"/>
+      </w:pPr>
+      <w:r>
+        <w:t xml:space="preserve">Bodmas_malware_category.csv: includes SHA-256 hashes along with their related malware category labels. This document contains </w:t>
+      </w:r>
+      <w:r>
+        <w:t>the target label for multi-class classification. This file</w:t>
+      </w:r>
+      <w:r>
+        <w:t xml:space="preserve"> does not contain any benign samples.</w:t>
+      </w:r>
+    </w:p>
+    <w:p>
+      <w:pPr>
+        <w:jc w:val="both"/>
+      </w:pPr>
+      <w:r>
+        <w:t>The dataset includes 14 categories of malware and one benign class, totalling 15 classes.</w:t>
+      </w:r>
+      <w:r>
+        <w:t xml:space="preserve"> The dataset shows a significant class imbalance: the major class (trojan)</w:t>
+      </w:r>
+      <w:r>
+        <w:t xml:space="preserve"> has 29972 samples, whereas the minority classes like rootkit</w:t>
+      </w:r>
+      <w:r>
+        <w:t xml:space="preserve"> (3 samples) and trojan-gamethief (6 samples) are vastly underrepresented. This disparity is a key issue tackled during model training. Table 1 displays the complete distribution of categories.</w:t>
+      </w:r>
+    </w:p>
     <w:p/>
     <w:p>
       <w:pPr>
@@ -124,12 +250,6 @@
         <w:gridCol w:w="2340"/>
       </w:tblGrid>
       <w:tr>
-        <w:tblPrEx>
-          <w:tblCellMar>
-            <w:top w:w="0" w:type="dxa"/>
-            <w:bottom w:w="0" w:type="dxa"/>
-          </w:tblCellMar>
-        </w:tblPrEx>
         <w:trPr>
           <w:trHeight w:val="450"/>
           <w:tblHeader/>
@@ -256,12 +376,6 @@
         </w:tc>
       </w:tr>
       <w:tr>
-        <w:tblPrEx>
-          <w:tblCellMar>
-            <w:top w:w="0" w:type="dxa"/>
-            <w:bottom w:w="0" w:type="dxa"/>
-          </w:tblCellMar>
-        </w:tblPrEx>
         <w:trPr>
           <w:trHeight w:val="450"/>
         </w:trPr>
@@ -283,12 +397,9 @@
             </w:tcMar>
           </w:tcPr>
           <w:p>
-            <w:pPr>
-              <w:rPr>
-                <w:b/>
-                <w:bCs/>
-              </w:rPr>
-            </w:pPr>
+            <w:r>
+              <w:t>trojan</w:t>
+            </w:r>
           </w:p>
         </w:tc>
         <w:tc>
@@ -308,7 +419,11 @@
               <w:right w:w="120" w:type="dxa"/>
             </w:tcMar>
           </w:tcPr>
-          <w:p/>
+          <w:p>
+            <w:r>
+              <w:t>29972</w:t>
+            </w:r>
+          </w:p>
         </w:tc>
         <w:tc>
           <w:tcPr>
@@ -327,7 +442,11 @@
               <w:right w:w="120" w:type="dxa"/>
             </w:tcMar>
           </w:tcPr>
-          <w:p/>
+          <w:p>
+            <w:r>
+              <w:t>virus</w:t>
+            </w:r>
+          </w:p>
         </w:tc>
         <w:tc>
           <w:tcPr>
@@ -346,16 +465,14 @@
               <w:right w:w="120" w:type="dxa"/>
             </w:tcMar>
           </w:tcPr>
-          <w:p/>
+          <w:p>
+            <w:r>
+              <w:t>192</w:t>
+            </w:r>
+          </w:p>
         </w:tc>
       </w:tr>
       <w:tr>
-        <w:tblPrEx>
-          <w:tblCellMar>
-            <w:top w:w="0" w:type="dxa"/>
-            <w:bottom w:w="0" w:type="dxa"/>
-          </w:tblCellMar>
-        </w:tblPrEx>
         <w:trPr>
           <w:trHeight w:val="450"/>
         </w:trPr>
@@ -377,12 +494,9 @@
             </w:tcMar>
           </w:tcPr>
           <w:p>
-            <w:pPr>
-              <w:rPr>
-                <w:b/>
-                <w:bCs/>
-              </w:rPr>
-            </w:pPr>
+            <w:r>
+              <w:t>Worm</w:t>
+            </w:r>
           </w:p>
         </w:tc>
         <w:tc>
@@ -402,7 +516,11 @@
               <w:right w:w="120" w:type="dxa"/>
             </w:tcMar>
           </w:tcPr>
-          <w:p/>
+          <w:p>
+            <w:r>
+              <w:t>16697</w:t>
+            </w:r>
+          </w:p>
         </w:tc>
         <w:tc>
           <w:tcPr>
@@ -421,7 +539,11 @@
               <w:right w:w="120" w:type="dxa"/>
             </w:tcMar>
           </w:tcPr>
-          <w:p/>
+          <w:p>
+            <w:r>
+              <w:t>pua</w:t>
+            </w:r>
+          </w:p>
         </w:tc>
         <w:tc>
           <w:tcPr>
@@ -440,16 +562,14 @@
               <w:right w:w="120" w:type="dxa"/>
             </w:tcMar>
           </w:tcPr>
-          <w:p/>
+          <w:p>
+            <w:r>
+              <w:t>29</w:t>
+            </w:r>
+          </w:p>
         </w:tc>
       </w:tr>
       <w:tr>
-        <w:tblPrEx>
-          <w:tblCellMar>
-            <w:top w:w="0" w:type="dxa"/>
-            <w:bottom w:w="0" w:type="dxa"/>
-          </w:tblCellMar>
-        </w:tblPrEx>
         <w:trPr>
           <w:trHeight w:val="450"/>
         </w:trPr>
@@ -471,12 +591,9 @@
             </w:tcMar>
           </w:tcPr>
           <w:p>
-            <w:pPr>
-              <w:rPr>
-                <w:b/>
-                <w:bCs/>
-              </w:rPr>
-            </w:pPr>
+            <w:r>
+              <w:t>backdoor</w:t>
+            </w:r>
           </w:p>
         </w:tc>
         <w:tc>
@@ -496,7 +613,11 @@
               <w:right w:w="120" w:type="dxa"/>
             </w:tcMar>
           </w:tcPr>
-          <w:p/>
+          <w:p>
+            <w:r>
+              <w:t>7331</w:t>
+            </w:r>
+          </w:p>
         </w:tc>
         <w:tc>
           <w:tcPr>
@@ -515,7 +636,11 @@
               <w:right w:w="120" w:type="dxa"/>
             </w:tcMar>
           </w:tcPr>
-          <w:p/>
+          <w:p>
+            <w:r>
+              <w:t>cryptominer</w:t>
+            </w:r>
+          </w:p>
         </w:tc>
         <w:tc>
           <w:tcPr>
@@ -534,16 +659,14 @@
               <w:right w:w="120" w:type="dxa"/>
             </w:tcMar>
           </w:tcPr>
-          <w:p/>
+          <w:p>
+            <w:r>
+              <w:t>20</w:t>
+            </w:r>
+          </w:p>
         </w:tc>
       </w:tr>
       <w:tr>
-        <w:tblPrEx>
-          <w:tblCellMar>
-            <w:top w:w="0" w:type="dxa"/>
-            <w:bottom w:w="0" w:type="dxa"/>
-          </w:tblCellMar>
-        </w:tblPrEx>
         <w:trPr>
           <w:trHeight w:val="450"/>
         </w:trPr>
@@ -565,12 +688,9 @@
             </w:tcMar>
           </w:tcPr>
           <w:p>
-            <w:pPr>
-              <w:rPr>
-                <w:b/>
-                <w:bCs/>
-              </w:rPr>
-            </w:pPr>
+            <w:r>
+              <w:t>downloader</w:t>
+            </w:r>
           </w:p>
         </w:tc>
         <w:tc>
@@ -590,7 +710,11 @@
               <w:right w:w="120" w:type="dxa"/>
             </w:tcMar>
           </w:tcPr>
-          <w:p/>
+          <w:p>
+            <w:r>
+              <w:t>1031</w:t>
+            </w:r>
+          </w:p>
         </w:tc>
         <w:tc>
           <w:tcPr>
@@ -609,7 +733,11 @@
               <w:right w:w="120" w:type="dxa"/>
             </w:tcMar>
           </w:tcPr>
-          <w:p/>
+          <w:p>
+            <w:r>
+              <w:t>p2p-worm</w:t>
+            </w:r>
+          </w:p>
         </w:tc>
         <w:tc>
           <w:tcPr>
@@ -628,16 +756,14 @@
               <w:right w:w="120" w:type="dxa"/>
             </w:tcMar>
           </w:tcPr>
-          <w:p/>
+          <w:p>
+            <w:r>
+              <w:t>16</w:t>
+            </w:r>
+          </w:p>
         </w:tc>
       </w:tr>
       <w:tr>
-        <w:tblPrEx>
-          <w:tblCellMar>
-            <w:top w:w="0" w:type="dxa"/>
-            <w:bottom w:w="0" w:type="dxa"/>
-          </w:tblCellMar>
-        </w:tblPrEx>
         <w:trPr>
           <w:trHeight w:val="450"/>
         </w:trPr>
@@ -659,12 +785,9 @@
             </w:tcMar>
           </w:tcPr>
           <w:p>
-            <w:pPr>
-              <w:rPr>
-                <w:b/>
-                <w:bCs/>
-              </w:rPr>
-            </w:pPr>
+            <w:r>
+              <w:t>ransomware</w:t>
+            </w:r>
           </w:p>
         </w:tc>
         <w:tc>
@@ -684,7 +807,11 @@
               <w:right w:w="120" w:type="dxa"/>
             </w:tcMar>
           </w:tcPr>
-          <w:p/>
+          <w:p>
+            <w:r>
+              <w:t>821</w:t>
+            </w:r>
+          </w:p>
         </w:tc>
         <w:tc>
           <w:tcPr>
@@ -703,7 +830,11 @@
               <w:right w:w="120" w:type="dxa"/>
             </w:tcMar>
           </w:tcPr>
-          <w:p/>
+          <w:p>
+            <w:r>
+              <w:t>exploit</w:t>
+            </w:r>
+          </w:p>
         </w:tc>
         <w:tc>
           <w:tcPr>
@@ -722,16 +853,14 @@
               <w:right w:w="120" w:type="dxa"/>
             </w:tcMar>
           </w:tcPr>
-          <w:p/>
+          <w:p>
+            <w:r>
+              <w:t>12</w:t>
+            </w:r>
+          </w:p>
         </w:tc>
       </w:tr>
       <w:tr>
-        <w:tblPrEx>
-          <w:tblCellMar>
-            <w:top w:w="0" w:type="dxa"/>
-            <w:bottom w:w="0" w:type="dxa"/>
-          </w:tblCellMar>
-        </w:tblPrEx>
         <w:trPr>
           <w:trHeight w:val="450"/>
         </w:trPr>
@@ -753,12 +882,9 @@
             </w:tcMar>
           </w:tcPr>
           <w:p>
-            <w:pPr>
-              <w:rPr>
-                <w:b/>
-                <w:bCs/>
-              </w:rPr>
-            </w:pPr>
+            <w:r>
+              <w:t>dropper</w:t>
+            </w:r>
           </w:p>
         </w:tc>
         <w:tc>
@@ -778,7 +904,11 @@
               <w:right w:w="120" w:type="dxa"/>
             </w:tcMar>
           </w:tcPr>
-          <w:p/>
+          <w:p>
+            <w:r>
+              <w:t>715</w:t>
+            </w:r>
+          </w:p>
         </w:tc>
         <w:tc>
           <w:tcPr>
@@ -797,7 +927,11 @@
               <w:right w:w="120" w:type="dxa"/>
             </w:tcMar>
           </w:tcPr>
-          <w:p/>
+          <w:p>
+            <w:r>
+              <w:t>trojan-gamethief</w:t>
+            </w:r>
+          </w:p>
         </w:tc>
         <w:tc>
           <w:tcPr>
@@ -816,16 +950,14 @@
               <w:right w:w="120" w:type="dxa"/>
             </w:tcMar>
           </w:tcPr>
-          <w:p/>
+          <w:p>
+            <w:r>
+              <w:t>6</w:t>
+            </w:r>
+          </w:p>
         </w:tc>
       </w:tr>
       <w:tr>
-        <w:tblPrEx>
-          <w:tblCellMar>
-            <w:top w:w="0" w:type="dxa"/>
-            <w:bottom w:w="0" w:type="dxa"/>
-          </w:tblCellMar>
-        </w:tblPrEx>
         <w:trPr>
           <w:trHeight w:val="450"/>
         </w:trPr>
@@ -847,12 +979,9 @@
             </w:tcMar>
           </w:tcPr>
           <w:p>
-            <w:pPr>
-              <w:rPr>
-                <w:b/>
-                <w:bCs/>
-              </w:rPr>
-            </w:pPr>
+            <w:r>
+              <w:t>informationstealer</w:t>
+            </w:r>
           </w:p>
         </w:tc>
         <w:tc>
@@ -872,7 +1001,11 @@
               <w:right w:w="120" w:type="dxa"/>
             </w:tcMar>
           </w:tcPr>
-          <w:p/>
+          <w:p>
+            <w:r>
+              <w:t>448</w:t>
+            </w:r>
+          </w:p>
         </w:tc>
         <w:tc>
           <w:tcPr>
@@ -891,7 +1024,11 @@
               <w:right w:w="120" w:type="dxa"/>
             </w:tcMar>
           </w:tcPr>
-          <w:p/>
+          <w:p>
+            <w:r>
+              <w:t>rootkit</w:t>
+            </w:r>
+          </w:p>
         </w:tc>
         <w:tc>
           <w:tcPr>
@@ -910,7 +1047,11 @@
               <w:right w:w="120" w:type="dxa"/>
             </w:tcMar>
           </w:tcPr>
-          <w:p/>
+          <w:p>
+            <w:r>
+              <w:t>3</w:t>
+            </w:r>
+          </w:p>
         </w:tc>
       </w:tr>
     </w:tbl>
@@ -990,14 +1131,7 @@
           <w:b/>
           <w:bCs/>
         </w:rPr>
-        <w:t xml:space="preserve">3.3 </w:t>
-      </w:r>
-      <w:r>
-        <w:rPr>
-          <w:b/>
-          <w:bCs/>
-        </w:rPr>
-        <w:t>Label Encoding</w:t>
+        <w:t>3.3 Label Encoding</w:t>
       </w:r>
     </w:p>
     <w:p/>
@@ -1057,12 +1191,6 @@
         <w:gridCol w:w="3120"/>
       </w:tblGrid>
       <w:tr>
-        <w:tblPrEx>
-          <w:tblCellMar>
-            <w:top w:w="0" w:type="dxa"/>
-            <w:bottom w:w="0" w:type="dxa"/>
-          </w:tblCellMar>
-        </w:tblPrEx>
         <w:trPr>
           <w:tblHeader/>
         </w:trPr>
@@ -1092,7 +1220,6 @@
                 <w:b/>
                 <w:bCs/>
               </w:rPr>
-              <w:lastRenderedPageBreak/>
               <w:t>Split</w:t>
             </w:r>
           </w:p>
@@ -1159,12 +1286,6 @@
         </w:tc>
       </w:tr>
       <w:tr>
-        <w:tblPrEx>
-          <w:tblCellMar>
-            <w:top w:w="0" w:type="dxa"/>
-            <w:bottom w:w="0" w:type="dxa"/>
-          </w:tblCellMar>
-        </w:tblPrEx>
         <w:tc>
           <w:tcPr>
             <w:tcW w:w="3120" w:type="dxa"/>
@@ -1231,12 +1352,6 @@
         </w:tc>
       </w:tr>
       <w:tr>
-        <w:tblPrEx>
-          <w:tblCellMar>
-            <w:top w:w="0" w:type="dxa"/>
-            <w:bottom w:w="0" w:type="dxa"/>
-          </w:tblCellMar>
-        </w:tblPrEx>
         <w:tc>
           <w:tcPr>
             <w:tcW w:w="3120" w:type="dxa"/>
@@ -1303,12 +1418,6 @@
         </w:tc>
       </w:tr>
       <w:tr>
-        <w:tblPrEx>
-          <w:tblCellMar>
-            <w:top w:w="0" w:type="dxa"/>
-            <w:bottom w:w="0" w:type="dxa"/>
-          </w:tblCellMar>
-        </w:tblPrEx>
         <w:tc>
           <w:tcPr>
             <w:tcW w:w="3120" w:type="dxa"/>
@@ -1417,14 +1526,24 @@
           <w:b/>
           <w:bCs/>
         </w:rPr>
-        <w:t>4.1</w:t>
+        <w:t>4.1 Model 1: Random Forest</w:t>
       </w:r>
+    </w:p>
+    <w:p/>
+    <w:p>
+      <w:pPr>
+        <w:pStyle w:val="Heading3"/>
+        <w:rPr>
+          <w:b/>
+          <w:bCs/>
+        </w:rPr>
+      </w:pPr>
       <w:r>
         <w:rPr>
           <w:b/>
           <w:bCs/>
         </w:rPr>
-        <w:t xml:space="preserve"> Model 1: Random Forest</w:t>
+        <w:t>4.1.1 Justification</w:t>
       </w:r>
     </w:p>
     <w:p/>
@@ -1441,38 +1560,7 @@
           <w:b/>
           <w:bCs/>
         </w:rPr>
-        <w:t>4</w:t>
-      </w:r>
-      <w:r>
-        <w:rPr>
-          <w:b/>
-          <w:bCs/>
-        </w:rPr>
-        <w:t>.1.1 Justification</w:t>
-      </w:r>
-    </w:p>
-    <w:p/>
-    <w:p>
-      <w:pPr>
-        <w:pStyle w:val="Heading3"/>
-        <w:rPr>
-          <w:b/>
-          <w:bCs/>
-        </w:rPr>
-      </w:pPr>
-      <w:r>
-        <w:rPr>
-          <w:b/>
-          <w:bCs/>
-        </w:rPr>
-        <w:t>4</w:t>
-      </w:r>
-      <w:r>
-        <w:rPr>
-          <w:b/>
-          <w:bCs/>
-        </w:rPr>
-        <w:t>.1.2 Hyperparameters</w:t>
+        <w:t>4.1.2 Hyperparameters</w:t>
       </w:r>
     </w:p>
     <w:p/>
@@ -1515,12 +1603,6 @@
         <w:gridCol w:w="3120"/>
       </w:tblGrid>
       <w:tr>
-        <w:tblPrEx>
-          <w:tblCellMar>
-            <w:top w:w="0" w:type="dxa"/>
-            <w:bottom w:w="0" w:type="dxa"/>
-          </w:tblCellMar>
-        </w:tblPrEx>
         <w:trPr>
           <w:tblHeader/>
         </w:trPr>
@@ -1616,12 +1698,6 @@
         </w:tc>
       </w:tr>
       <w:tr>
-        <w:tblPrEx>
-          <w:tblCellMar>
-            <w:top w:w="0" w:type="dxa"/>
-            <w:bottom w:w="0" w:type="dxa"/>
-          </w:tblCellMar>
-        </w:tblPrEx>
         <w:tc>
           <w:tcPr>
             <w:tcW w:w="3120" w:type="dxa"/>
@@ -1688,12 +1764,6 @@
         </w:tc>
       </w:tr>
       <w:tr>
-        <w:tblPrEx>
-          <w:tblCellMar>
-            <w:top w:w="0" w:type="dxa"/>
-            <w:bottom w:w="0" w:type="dxa"/>
-          </w:tblCellMar>
-        </w:tblPrEx>
         <w:tc>
           <w:tcPr>
             <w:tcW w:w="3120" w:type="dxa"/>
@@ -1760,12 +1830,6 @@
         </w:tc>
       </w:tr>
       <w:tr>
-        <w:tblPrEx>
-          <w:tblCellMar>
-            <w:top w:w="0" w:type="dxa"/>
-            <w:bottom w:w="0" w:type="dxa"/>
-          </w:tblCellMar>
-        </w:tblPrEx>
         <w:tc>
           <w:tcPr>
             <w:tcW w:w="3120" w:type="dxa"/>
@@ -1832,12 +1896,6 @@
         </w:tc>
       </w:tr>
       <w:tr>
-        <w:tblPrEx>
-          <w:tblCellMar>
-            <w:top w:w="0" w:type="dxa"/>
-            <w:bottom w:w="0" w:type="dxa"/>
-          </w:tblCellMar>
-        </w:tblPrEx>
         <w:tc>
           <w:tcPr>
             <w:tcW w:w="3120" w:type="dxa"/>
@@ -1904,12 +1962,6 @@
         </w:tc>
       </w:tr>
       <w:tr>
-        <w:tblPrEx>
-          <w:tblCellMar>
-            <w:top w:w="0" w:type="dxa"/>
-            <w:bottom w:w="0" w:type="dxa"/>
-          </w:tblCellMar>
-        </w:tblPrEx>
         <w:tc>
           <w:tcPr>
             <w:tcW w:w="3120" w:type="dxa"/>
@@ -1976,12 +2028,6 @@
         </w:tc>
       </w:tr>
       <w:tr>
-        <w:tblPrEx>
-          <w:tblCellMar>
-            <w:top w:w="0" w:type="dxa"/>
-            <w:bottom w:w="0" w:type="dxa"/>
-          </w:tblCellMar>
-        </w:tblPrEx>
         <w:tc>
           <w:tcPr>
             <w:tcW w:w="3120" w:type="dxa"/>
@@ -2124,7 +2170,6 @@
           <w:b/>
           <w:bCs/>
         </w:rPr>
-        <w:lastRenderedPageBreak/>
         <w:t>Evaluation</w:t>
       </w:r>
     </w:p>
@@ -2189,12 +2234,6 @@
         <w:gridCol w:w="4680"/>
       </w:tblGrid>
       <w:tr>
-        <w:tblPrEx>
-          <w:tblCellMar>
-            <w:top w:w="0" w:type="dxa"/>
-            <w:bottom w:w="0" w:type="dxa"/>
-          </w:tblCellMar>
-        </w:tblPrEx>
         <w:trPr>
           <w:tblHeader/>
         </w:trPr>
@@ -2263,12 +2302,6 @@
         </w:tc>
       </w:tr>
       <w:tr>
-        <w:tblPrEx>
-          <w:tblCellMar>
-            <w:top w:w="0" w:type="dxa"/>
-            <w:bottom w:w="0" w:type="dxa"/>
-          </w:tblCellMar>
-        </w:tblPrEx>
         <w:tc>
           <w:tcPr>
             <w:tcW w:w="4680" w:type="dxa"/>
@@ -2323,12 +2356,6 @@
         </w:tc>
       </w:tr>
       <w:tr>
-        <w:tblPrEx>
-          <w:tblCellMar>
-            <w:top w:w="0" w:type="dxa"/>
-            <w:bottom w:w="0" w:type="dxa"/>
-          </w:tblCellMar>
-        </w:tblPrEx>
         <w:tc>
           <w:tcPr>
             <w:tcW w:w="4680" w:type="dxa"/>
@@ -2441,6 +2468,7 @@
           <w:b/>
           <w:bCs/>
         </w:rPr>
+        <w:lastRenderedPageBreak/>
         <w:t>Table 5: Random Forest per-class TPR and FPR</w:t>
       </w:r>
     </w:p>
@@ -2468,12 +2496,6 @@
         <w:gridCol w:w="1702"/>
       </w:tblGrid>
       <w:tr>
-        <w:tblPrEx>
-          <w:tblCellMar>
-            <w:top w:w="0" w:type="dxa"/>
-            <w:bottom w:w="0" w:type="dxa"/>
-          </w:tblCellMar>
-        </w:tblPrEx>
         <w:trPr>
           <w:tblHeader/>
         </w:trPr>
@@ -2611,12 +2633,6 @@
         </w:tc>
       </w:tr>
       <w:tr>
-        <w:tblPrEx>
-          <w:tblCellMar>
-            <w:top w:w="0" w:type="dxa"/>
-            <w:bottom w:w="0" w:type="dxa"/>
-          </w:tblCellMar>
-        </w:tblPrEx>
         <w:tc>
           <w:tcPr>
             <w:tcW w:w="3360" w:type="dxa"/>
@@ -2713,12 +2729,6 @@
         </w:tc>
       </w:tr>
       <w:tr>
-        <w:tblPrEx>
-          <w:tblCellMar>
-            <w:top w:w="0" w:type="dxa"/>
-            <w:bottom w:w="0" w:type="dxa"/>
-          </w:tblCellMar>
-        </w:tblPrEx>
         <w:tc>
           <w:tcPr>
             <w:tcW w:w="3360" w:type="dxa"/>
@@ -2815,12 +2825,6 @@
         </w:tc>
       </w:tr>
       <w:tr>
-        <w:tblPrEx>
-          <w:tblCellMar>
-            <w:top w:w="0" w:type="dxa"/>
-            <w:bottom w:w="0" w:type="dxa"/>
-          </w:tblCellMar>
-        </w:tblPrEx>
         <w:tc>
           <w:tcPr>
             <w:tcW w:w="3360" w:type="dxa"/>
@@ -2917,12 +2921,6 @@
         </w:tc>
       </w:tr>
       <w:tr>
-        <w:tblPrEx>
-          <w:tblCellMar>
-            <w:top w:w="0" w:type="dxa"/>
-            <w:bottom w:w="0" w:type="dxa"/>
-          </w:tblCellMar>
-        </w:tblPrEx>
         <w:tc>
           <w:tcPr>
             <w:tcW w:w="3360" w:type="dxa"/>
@@ -3019,12 +3017,6 @@
         </w:tc>
       </w:tr>
       <w:tr>
-        <w:tblPrEx>
-          <w:tblCellMar>
-            <w:top w:w="0" w:type="dxa"/>
-            <w:bottom w:w="0" w:type="dxa"/>
-          </w:tblCellMar>
-        </w:tblPrEx>
         <w:tc>
           <w:tcPr>
             <w:tcW w:w="3360" w:type="dxa"/>
@@ -3121,12 +3113,6 @@
         </w:tc>
       </w:tr>
       <w:tr>
-        <w:tblPrEx>
-          <w:tblCellMar>
-            <w:top w:w="0" w:type="dxa"/>
-            <w:bottom w:w="0" w:type="dxa"/>
-          </w:tblCellMar>
-        </w:tblPrEx>
         <w:tc>
           <w:tcPr>
             <w:tcW w:w="3360" w:type="dxa"/>
@@ -3223,12 +3209,6 @@
         </w:tc>
       </w:tr>
       <w:tr>
-        <w:tblPrEx>
-          <w:tblCellMar>
-            <w:top w:w="0" w:type="dxa"/>
-            <w:bottom w:w="0" w:type="dxa"/>
-          </w:tblCellMar>
-        </w:tblPrEx>
         <w:tc>
           <w:tcPr>
             <w:tcW w:w="3360" w:type="dxa"/>
@@ -3325,12 +3305,6 @@
         </w:tc>
       </w:tr>
       <w:tr>
-        <w:tblPrEx>
-          <w:tblCellMar>
-            <w:top w:w="0" w:type="dxa"/>
-            <w:bottom w:w="0" w:type="dxa"/>
-          </w:tblCellMar>
-        </w:tblPrEx>
         <w:tc>
           <w:tcPr>
             <w:tcW w:w="3360" w:type="dxa"/>
@@ -3427,12 +3401,6 @@
         </w:tc>
       </w:tr>
       <w:tr>
-        <w:tblPrEx>
-          <w:tblCellMar>
-            <w:top w:w="0" w:type="dxa"/>
-            <w:bottom w:w="0" w:type="dxa"/>
-          </w:tblCellMar>
-        </w:tblPrEx>
         <w:tc>
           <w:tcPr>
             <w:tcW w:w="3360" w:type="dxa"/>
@@ -3529,12 +3497,6 @@
         </w:tc>
       </w:tr>
       <w:tr>
-        <w:tblPrEx>
-          <w:tblCellMar>
-            <w:top w:w="0" w:type="dxa"/>
-            <w:bottom w:w="0" w:type="dxa"/>
-          </w:tblCellMar>
-        </w:tblPrEx>
         <w:tc>
           <w:tcPr>
             <w:tcW w:w="3360" w:type="dxa"/>
@@ -3568,7 +3530,6 @@
                 <w:sz w:val="20"/>
                 <w:szCs w:val="20"/>
               </w:rPr>
-              <w:lastRenderedPageBreak/>
               <w:t>PUA</w:t>
             </w:r>
           </w:p>
@@ -3632,12 +3593,6 @@
         </w:tc>
       </w:tr>
       <w:tr>
-        <w:tblPrEx>
-          <w:tblCellMar>
-            <w:top w:w="0" w:type="dxa"/>
-            <w:bottom w:w="0" w:type="dxa"/>
-          </w:tblCellMar>
-        </w:tblPrEx>
         <w:tc>
           <w:tcPr>
             <w:tcW w:w="3360" w:type="dxa"/>
@@ -3662,7 +3617,6 @@
                 <w:bCs/>
               </w:rPr>
             </w:pPr>
-            <w:proofErr w:type="spellStart"/>
             <w:r>
               <w:rPr>
                 <w:rFonts w:ascii="Arial" w:eastAsia="Arial" w:hAnsi="Arial" w:cs="Arial"/>
@@ -3674,7 +3628,6 @@
               </w:rPr>
               <w:t>Cryptominer</w:t>
             </w:r>
-            <w:proofErr w:type="spellEnd"/>
           </w:p>
         </w:tc>
         <w:tc>
@@ -3736,12 +3689,6 @@
         </w:tc>
       </w:tr>
       <w:tr>
-        <w:tblPrEx>
-          <w:tblCellMar>
-            <w:top w:w="0" w:type="dxa"/>
-            <w:bottom w:w="0" w:type="dxa"/>
-          </w:tblCellMar>
-        </w:tblPrEx>
         <w:tc>
           <w:tcPr>
             <w:tcW w:w="3360" w:type="dxa"/>
@@ -3838,12 +3785,6 @@
         </w:tc>
       </w:tr>
       <w:tr>
-        <w:tblPrEx>
-          <w:tblCellMar>
-            <w:top w:w="0" w:type="dxa"/>
-            <w:bottom w:w="0" w:type="dxa"/>
-          </w:tblCellMar>
-        </w:tblPrEx>
         <w:tc>
           <w:tcPr>
             <w:tcW w:w="3360" w:type="dxa"/>
@@ -3940,12 +3881,6 @@
         </w:tc>
       </w:tr>
       <w:tr>
-        <w:tblPrEx>
-          <w:tblCellMar>
-            <w:top w:w="0" w:type="dxa"/>
-            <w:bottom w:w="0" w:type="dxa"/>
-          </w:tblCellMar>
-        </w:tblPrEx>
         <w:tc>
           <w:tcPr>
             <w:tcW w:w="3360" w:type="dxa"/>
@@ -4042,12 +3977,6 @@
         </w:tc>
       </w:tr>
       <w:tr>
-        <w:tblPrEx>
-          <w:tblCellMar>
-            <w:top w:w="0" w:type="dxa"/>
-            <w:bottom w:w="0" w:type="dxa"/>
-          </w:tblCellMar>
-        </w:tblPrEx>
         <w:tc>
           <w:tcPr>
             <w:tcW w:w="3360" w:type="dxa"/>
@@ -4081,21 +4010,8 @@
                 <w:sz w:val="20"/>
                 <w:szCs w:val="20"/>
               </w:rPr>
-              <w:t>Trojan-</w:t>
+              <w:t>Trojan-Gamethief</w:t>
             </w:r>
-            <w:proofErr w:type="spellStart"/>
-            <w:r>
-              <w:rPr>
-                <w:rFonts w:ascii="Arial" w:eastAsia="Arial" w:hAnsi="Arial" w:cs="Arial"/>
-                <w:b/>
-                <w:bCs/>
-                <w:color w:val="000000"/>
-                <w:sz w:val="20"/>
-                <w:szCs w:val="20"/>
-              </w:rPr>
-              <w:t>Gamethief</w:t>
-            </w:r>
-            <w:proofErr w:type="spellEnd"/>
           </w:p>
         </w:tc>
         <w:tc>
@@ -4215,12 +4131,6 @@
         <w:gridCol w:w="1702"/>
       </w:tblGrid>
       <w:tr>
-        <w:tblPrEx>
-          <w:tblCellMar>
-            <w:top w:w="0" w:type="dxa"/>
-            <w:bottom w:w="0" w:type="dxa"/>
-          </w:tblCellMar>
-        </w:tblPrEx>
         <w:trPr>
           <w:tblHeader/>
         </w:trPr>
@@ -4358,12 +4268,6 @@
         </w:tc>
       </w:tr>
       <w:tr>
-        <w:tblPrEx>
-          <w:tblCellMar>
-            <w:top w:w="0" w:type="dxa"/>
-            <w:bottom w:w="0" w:type="dxa"/>
-          </w:tblCellMar>
-        </w:tblPrEx>
         <w:tc>
           <w:tcPr>
             <w:tcW w:w="3360" w:type="dxa"/>
@@ -4460,12 +4364,6 @@
         </w:tc>
       </w:tr>
       <w:tr>
-        <w:tblPrEx>
-          <w:tblCellMar>
-            <w:top w:w="0" w:type="dxa"/>
-            <w:bottom w:w="0" w:type="dxa"/>
-          </w:tblCellMar>
-        </w:tblPrEx>
         <w:tc>
           <w:tcPr>
             <w:tcW w:w="3360" w:type="dxa"/>
@@ -4562,12 +4460,6 @@
         </w:tc>
       </w:tr>
       <w:tr>
-        <w:tblPrEx>
-          <w:tblCellMar>
-            <w:top w:w="0" w:type="dxa"/>
-            <w:bottom w:w="0" w:type="dxa"/>
-          </w:tblCellMar>
-        </w:tblPrEx>
         <w:tc>
           <w:tcPr>
             <w:tcW w:w="3360" w:type="dxa"/>
@@ -4664,12 +4556,6 @@
         </w:tc>
       </w:tr>
       <w:tr>
-        <w:tblPrEx>
-          <w:tblCellMar>
-            <w:top w:w="0" w:type="dxa"/>
-            <w:bottom w:w="0" w:type="dxa"/>
-          </w:tblCellMar>
-        </w:tblPrEx>
         <w:tc>
           <w:tcPr>
             <w:tcW w:w="3360" w:type="dxa"/>
@@ -4703,6 +4589,7 @@
                 <w:sz w:val="20"/>
                 <w:szCs w:val="20"/>
               </w:rPr>
+              <w:lastRenderedPageBreak/>
               <w:t>Backdoor</w:t>
             </w:r>
           </w:p>
@@ -4766,12 +4653,6 @@
         </w:tc>
       </w:tr>
       <w:tr>
-        <w:tblPrEx>
-          <w:tblCellMar>
-            <w:top w:w="0" w:type="dxa"/>
-            <w:bottom w:w="0" w:type="dxa"/>
-          </w:tblCellMar>
-        </w:tblPrEx>
         <w:tc>
           <w:tcPr>
             <w:tcW w:w="3360" w:type="dxa"/>
@@ -4868,12 +4749,6 @@
         </w:tc>
       </w:tr>
       <w:tr>
-        <w:tblPrEx>
-          <w:tblCellMar>
-            <w:top w:w="0" w:type="dxa"/>
-            <w:bottom w:w="0" w:type="dxa"/>
-          </w:tblCellMar>
-        </w:tblPrEx>
         <w:tc>
           <w:tcPr>
             <w:tcW w:w="3360" w:type="dxa"/>
@@ -4970,12 +4845,6 @@
         </w:tc>
       </w:tr>
       <w:tr>
-        <w:tblPrEx>
-          <w:tblCellMar>
-            <w:top w:w="0" w:type="dxa"/>
-            <w:bottom w:w="0" w:type="dxa"/>
-          </w:tblCellMar>
-        </w:tblPrEx>
         <w:tc>
           <w:tcPr>
             <w:tcW w:w="3360" w:type="dxa"/>
@@ -5072,12 +4941,6 @@
         </w:tc>
       </w:tr>
       <w:tr>
-        <w:tblPrEx>
-          <w:tblCellMar>
-            <w:top w:w="0" w:type="dxa"/>
-            <w:bottom w:w="0" w:type="dxa"/>
-          </w:tblCellMar>
-        </w:tblPrEx>
         <w:tc>
           <w:tcPr>
             <w:tcW w:w="3360" w:type="dxa"/>
@@ -5174,12 +5037,6 @@
         </w:tc>
       </w:tr>
       <w:tr>
-        <w:tblPrEx>
-          <w:tblCellMar>
-            <w:top w:w="0" w:type="dxa"/>
-            <w:bottom w:w="0" w:type="dxa"/>
-          </w:tblCellMar>
-        </w:tblPrEx>
         <w:tc>
           <w:tcPr>
             <w:tcW w:w="3360" w:type="dxa"/>
@@ -5276,12 +5133,6 @@
         </w:tc>
       </w:tr>
       <w:tr>
-        <w:tblPrEx>
-          <w:tblCellMar>
-            <w:top w:w="0" w:type="dxa"/>
-            <w:bottom w:w="0" w:type="dxa"/>
-          </w:tblCellMar>
-        </w:tblPrEx>
         <w:tc>
           <w:tcPr>
             <w:tcW w:w="3360" w:type="dxa"/>
@@ -5378,12 +5229,6 @@
         </w:tc>
       </w:tr>
       <w:tr>
-        <w:tblPrEx>
-          <w:tblCellMar>
-            <w:top w:w="0" w:type="dxa"/>
-            <w:bottom w:w="0" w:type="dxa"/>
-          </w:tblCellMar>
-        </w:tblPrEx>
         <w:tc>
           <w:tcPr>
             <w:tcW w:w="3360" w:type="dxa"/>
@@ -5408,7 +5253,6 @@
                 <w:bCs/>
               </w:rPr>
             </w:pPr>
-            <w:proofErr w:type="spellStart"/>
             <w:r>
               <w:rPr>
                 <w:rFonts w:ascii="Arial" w:eastAsia="Arial" w:hAnsi="Arial" w:cs="Arial"/>
@@ -5420,7 +5264,6 @@
               </w:rPr>
               <w:t>Cryptominer</w:t>
             </w:r>
-            <w:proofErr w:type="spellEnd"/>
           </w:p>
         </w:tc>
         <w:tc>
@@ -5482,12 +5325,6 @@
         </w:tc>
       </w:tr>
       <w:tr>
-        <w:tblPrEx>
-          <w:tblCellMar>
-            <w:top w:w="0" w:type="dxa"/>
-            <w:bottom w:w="0" w:type="dxa"/>
-          </w:tblCellMar>
-        </w:tblPrEx>
         <w:tc>
           <w:tcPr>
             <w:tcW w:w="3360" w:type="dxa"/>
@@ -5584,12 +5421,6 @@
         </w:tc>
       </w:tr>
       <w:tr>
-        <w:tblPrEx>
-          <w:tblCellMar>
-            <w:top w:w="0" w:type="dxa"/>
-            <w:bottom w:w="0" w:type="dxa"/>
-          </w:tblCellMar>
-        </w:tblPrEx>
         <w:tc>
           <w:tcPr>
             <w:tcW w:w="3360" w:type="dxa"/>
@@ -5623,7 +5454,6 @@
                 <w:sz w:val="20"/>
                 <w:szCs w:val="20"/>
               </w:rPr>
-              <w:lastRenderedPageBreak/>
               <w:t>Exploit</w:t>
             </w:r>
           </w:p>
@@ -5687,12 +5517,6 @@
         </w:tc>
       </w:tr>
       <w:tr>
-        <w:tblPrEx>
-          <w:tblCellMar>
-            <w:top w:w="0" w:type="dxa"/>
-            <w:bottom w:w="0" w:type="dxa"/>
-          </w:tblCellMar>
-        </w:tblPrEx>
         <w:tc>
           <w:tcPr>
             <w:tcW w:w="3360" w:type="dxa"/>
@@ -5789,12 +5613,6 @@
         </w:tc>
       </w:tr>
       <w:tr>
-        <w:tblPrEx>
-          <w:tblCellMar>
-            <w:top w:w="0" w:type="dxa"/>
-            <w:bottom w:w="0" w:type="dxa"/>
-          </w:tblCellMar>
-        </w:tblPrEx>
         <w:tc>
           <w:tcPr>
             <w:tcW w:w="3360" w:type="dxa"/>
@@ -5828,21 +5646,8 @@
                 <w:sz w:val="20"/>
                 <w:szCs w:val="20"/>
               </w:rPr>
-              <w:t>Trojan-</w:t>
+              <w:t>Trojan-Gamethief</w:t>
             </w:r>
-            <w:proofErr w:type="spellStart"/>
-            <w:r>
-              <w:rPr>
-                <w:rFonts w:ascii="Arial" w:eastAsia="Arial" w:hAnsi="Arial" w:cs="Arial"/>
-                <w:b/>
-                <w:bCs/>
-                <w:color w:val="000000"/>
-                <w:sz w:val="20"/>
-                <w:szCs w:val="20"/>
-              </w:rPr>
-              <w:t>Gamethief</w:t>
-            </w:r>
-            <w:proofErr w:type="spellEnd"/>
           </w:p>
         </w:tc>
         <w:tc>
@@ -5950,6 +5755,7 @@
         <w:t>References</w:t>
       </w:r>
     </w:p>
+    <w:p/>
     <w:sectPr>
       <w:pgSz w:w="11906" w:h="16838"/>
       <w:pgMar w:top="1440" w:right="1440" w:bottom="1440" w:left="1440" w:header="708" w:footer="708" w:gutter="0"/>
@@ -6423,6 +6229,119 @@
     </w:lvl>
   </w:abstractNum>
   <w:abstractNum w:abstractNumId="5" w15:restartNumberingAfterBreak="0">
+    <w:nsid w:val="49E81B2F"/>
+    <w:multiLevelType w:val="hybridMultilevel"/>
+    <w:tmpl w:val="09C4088A"/>
+    <w:lvl w:ilvl="0" w:tplc="0C090001">
+      <w:start w:val="1"/>
+      <w:numFmt w:val="bullet"/>
+      <w:lvlText w:val=""/>
+      <w:lvlJc w:val="left"/>
+      <w:pPr>
+        <w:ind w:left="720" w:hanging="360"/>
+      </w:pPr>
+      <w:rPr>
+        <w:rFonts w:ascii="Symbol" w:hAnsi="Symbol" w:hint="default"/>
+      </w:rPr>
+    </w:lvl>
+    <w:lvl w:ilvl="1" w:tplc="0C090003" w:tentative="1">
+      <w:start w:val="1"/>
+      <w:numFmt w:val="bullet"/>
+      <w:lvlText w:val="o"/>
+      <w:lvlJc w:val="left"/>
+      <w:pPr>
+        <w:ind w:left="1440" w:hanging="360"/>
+      </w:pPr>
+      <w:rPr>
+        <w:rFonts w:ascii="Courier New" w:hAnsi="Courier New" w:cs="Courier New" w:hint="default"/>
+      </w:rPr>
+    </w:lvl>
+    <w:lvl w:ilvl="2" w:tplc="0C090005" w:tentative="1">
+      <w:start w:val="1"/>
+      <w:numFmt w:val="bullet"/>
+      <w:lvlText w:val=""/>
+      <w:lvlJc w:val="left"/>
+      <w:pPr>
+        <w:ind w:left="2160" w:hanging="360"/>
+      </w:pPr>
+      <w:rPr>
+        <w:rFonts w:ascii="Wingdings" w:hAnsi="Wingdings" w:hint="default"/>
+      </w:rPr>
+    </w:lvl>
+    <w:lvl w:ilvl="3" w:tplc="0C090001" w:tentative="1">
+      <w:start w:val="1"/>
+      <w:numFmt w:val="bullet"/>
+      <w:lvlText w:val=""/>
+      <w:lvlJc w:val="left"/>
+      <w:pPr>
+        <w:ind w:left="2880" w:hanging="360"/>
+      </w:pPr>
+      <w:rPr>
+        <w:rFonts w:ascii="Symbol" w:hAnsi="Symbol" w:hint="default"/>
+      </w:rPr>
+    </w:lvl>
+    <w:lvl w:ilvl="4" w:tplc="0C090003" w:tentative="1">
+      <w:start w:val="1"/>
+      <w:numFmt w:val="bullet"/>
+      <w:lvlText w:val="o"/>
+      <w:lvlJc w:val="left"/>
+      <w:pPr>
+        <w:ind w:left="3600" w:hanging="360"/>
+      </w:pPr>
+      <w:rPr>
+        <w:rFonts w:ascii="Courier New" w:hAnsi="Courier New" w:cs="Courier New" w:hint="default"/>
+      </w:rPr>
+    </w:lvl>
+    <w:lvl w:ilvl="5" w:tplc="0C090005" w:tentative="1">
+      <w:start w:val="1"/>
+      <w:numFmt w:val="bullet"/>
+      <w:lvlText w:val=""/>
+      <w:lvlJc w:val="left"/>
+      <w:pPr>
+        <w:ind w:left="4320" w:hanging="360"/>
+      </w:pPr>
+      <w:rPr>
+        <w:rFonts w:ascii="Wingdings" w:hAnsi="Wingdings" w:hint="default"/>
+      </w:rPr>
+    </w:lvl>
+    <w:lvl w:ilvl="6" w:tplc="0C090001" w:tentative="1">
+      <w:start w:val="1"/>
+      <w:numFmt w:val="bullet"/>
+      <w:lvlText w:val=""/>
+      <w:lvlJc w:val="left"/>
+      <w:pPr>
+        <w:ind w:left="5040" w:hanging="360"/>
+      </w:pPr>
+      <w:rPr>
+        <w:rFonts w:ascii="Symbol" w:hAnsi="Symbol" w:hint="default"/>
+      </w:rPr>
+    </w:lvl>
+    <w:lvl w:ilvl="7" w:tplc="0C090003" w:tentative="1">
+      <w:start w:val="1"/>
+      <w:numFmt w:val="bullet"/>
+      <w:lvlText w:val="o"/>
+      <w:lvlJc w:val="left"/>
+      <w:pPr>
+        <w:ind w:left="5760" w:hanging="360"/>
+      </w:pPr>
+      <w:rPr>
+        <w:rFonts w:ascii="Courier New" w:hAnsi="Courier New" w:cs="Courier New" w:hint="default"/>
+      </w:rPr>
+    </w:lvl>
+    <w:lvl w:ilvl="8" w:tplc="0C090005" w:tentative="1">
+      <w:start w:val="1"/>
+      <w:numFmt w:val="bullet"/>
+      <w:lvlText w:val=""/>
+      <w:lvlJc w:val="left"/>
+      <w:pPr>
+        <w:ind w:left="6480" w:hanging="360"/>
+      </w:pPr>
+      <w:rPr>
+        <w:rFonts w:ascii="Wingdings" w:hAnsi="Wingdings" w:hint="default"/>
+      </w:rPr>
+    </w:lvl>
+  </w:abstractNum>
+  <w:abstractNum w:abstractNumId="6" w15:restartNumberingAfterBreak="0">
     <w:nsid w:val="4D6B59D1"/>
     <w:multiLevelType w:val="multilevel"/>
     <w:tmpl w:val="0C09001F"/>
@@ -6511,7 +6430,7 @@
       </w:pPr>
     </w:lvl>
   </w:abstractNum>
-  <w:abstractNum w:abstractNumId="6" w15:restartNumberingAfterBreak="0">
+  <w:abstractNum w:abstractNumId="7" w15:restartNumberingAfterBreak="0">
     <w:nsid w:val="5658465E"/>
     <w:multiLevelType w:val="multilevel"/>
     <w:tmpl w:val="0C09001F"/>
@@ -6597,7 +6516,7 @@
       </w:pPr>
     </w:lvl>
   </w:abstractNum>
-  <w:abstractNum w:abstractNumId="7" w15:restartNumberingAfterBreak="0">
+  <w:abstractNum w:abstractNumId="8" w15:restartNumberingAfterBreak="0">
     <w:nsid w:val="72420E65"/>
     <w:multiLevelType w:val="hybridMultilevel"/>
     <w:tmpl w:val="C38A088A"/>
@@ -6687,13 +6606,13 @@
     </w:lvl>
   </w:abstractNum>
   <w:num w:numId="1" w16cid:durableId="1781946724">
-    <w:abstractNumId w:val="5"/>
+    <w:abstractNumId w:val="6"/>
   </w:num>
   <w:num w:numId="2" w16cid:durableId="1457871565">
     <w:abstractNumId w:val="4"/>
   </w:num>
   <w:num w:numId="3" w16cid:durableId="1486047182">
-    <w:abstractNumId w:val="7"/>
+    <w:abstractNumId w:val="8"/>
   </w:num>
   <w:num w:numId="4" w16cid:durableId="1372538584">
     <w:abstractNumId w:val="1"/>
@@ -6705,10 +6624,13 @@
     <w:abstractNumId w:val="0"/>
   </w:num>
   <w:num w:numId="7" w16cid:durableId="458228480">
-    <w:abstractNumId w:val="6"/>
+    <w:abstractNumId w:val="7"/>
   </w:num>
   <w:num w:numId="8" w16cid:durableId="1504469071">
     <w:abstractNumId w:val="2"/>
+  </w:num>
+  <w:num w:numId="9" w16cid:durableId="324936937">
+    <w:abstractNumId w:val="5"/>
   </w:num>
 </w:numbering>
 </file>
@@ -7113,7 +7035,7 @@
   <w:style w:type="paragraph" w:default="1" w:styleId="Normal">
     <w:name w:val="Normal"/>
     <w:qFormat/>
-    <w:rsid w:val="00B243DA"/>
+    <w:rsid w:val="00C55524"/>
   </w:style>
   <w:style w:type="paragraph" w:styleId="Heading1">
     <w:name w:val="heading 1"/>
@@ -7315,6 +7237,7 @@
   <w:style w:type="character" w:default="1" w:styleId="DefaultParagraphFont">
     <w:name w:val="Default Paragraph Font"/>
     <w:uiPriority w:val="1"/>
+    <w:semiHidden/>
     <w:unhideWhenUsed/>
   </w:style>
   <w:style w:type="table" w:default="1" w:styleId="TableNormal">
